--- a/Сизов Курсовая.docx
+++ b/Сизов Курсовая.docx
@@ -504,6 +504,21 @@
     </w:p>
     <w:p>
       <w:pPr>
+        <w:spacing w:before="240" w:after="0" w:line="360" w:lineRule="auto"/>
+        <w:jc w:val="center"/>
+        <w:rPr>
+          <w:lang w:val="ru-RU"/>
+        </w:rPr>
+      </w:pPr>
+      <w:r>
+        <w:rPr>
+          <w:lang w:val="ru-RU"/>
+        </w:rPr>
+        <w:t>Воронеж 2026</w:t>
+      </w:r>
+    </w:p>
+    <w:p>
+      <w:pPr>
         <w:spacing w:after="0" w:line="240" w:lineRule="auto"/>
         <w:jc w:val="center"/>
         <w:rPr>
@@ -973,6 +988,44 @@
     </w:p>
     <w:p>
       <w:pPr>
+        <w:spacing w:before="240" w:after="0" w:line="360" w:lineRule="auto"/>
+        <w:jc w:val="center"/>
+        <w:rPr>
+          <w:lang w:val="ru-RU"/>
+        </w:rPr>
+      </w:pPr>
+      <w:r>
+        <w:rPr>
+          <w:lang w:val="ru-RU"/>
+        </w:rPr>
+        <w:t>Воронеж 2026</w:t>
+      </w:r>
+    </w:p>
+    <w:p>
+      <w:pPr>
+        <w:pageBreakBefore/>
+        <w:spacing w:after="240" w:line="360" w:lineRule="auto"/>
+        <w:jc w:val="center"/>
+        <w:rPr>
+          <w:b/>
+          <w:lang w:val="ru-RU"/>
+        </w:rPr>
+      </w:pPr>
+      <w:r>
+        <w:rPr>
+          <w:b/>
+          <w:lang w:val="ru-RU"/>
+        </w:rPr>
+        <w:t>Замечания руководителя</w:t>
+      </w:r>
+    </w:p>
+    <w:p>
+      <w:pPr>
+        <w:spacing w:line="360" w:lineRule="auto"/>
+      </w:pPr>
+    </w:p>
+    <w:p>
+      <w:pPr>
         <w:spacing w:after="240" w:line="360" w:lineRule="auto"/>
         <w:jc w:val="center"/>
         <w:rPr>
@@ -998,6 +1051,15 @@
           <w:lang w:val="ru-RU"/>
         </w:rPr>
       </w:pPr>
+      <w:r>
+        <w:fldChar w:fldCharType="begin"/>
+      </w:r>
+      <w:r>
+        <w:instrText xml:space="preserve"> TOC \o "1-2" \h \z \u </w:instrText>
+      </w:r>
+      <w:r>
+        <w:fldChar w:fldCharType="separate"/>
+      </w:r>
       <w:r>
         <w:rPr>
           <w:lang w:val="ru-RU"/>
@@ -1310,6 +1372,9 @@
         <w:tab/>
         <w:t>26</w:t>
       </w:r>
+      <w:r>
+        <w:fldChar w:fldCharType="end"/>
+      </w:r>
     </w:p>
     <w:p>
       <w:pPr>
@@ -1329,6 +1394,7 @@
         <w:keepNext/>
         <w:spacing w:before="120" w:after="240" w:line="360" w:lineRule="auto"/>
         <w:jc w:val="center"/>
+        <w:outlineLvl w:val="0"/>
         <w:rPr>
           <w:lang w:val="ru-RU"/>
         </w:rPr>
@@ -1670,6 +1736,7 @@
         <w:keepNext/>
         <w:spacing w:before="120" w:after="240" w:line="360" w:lineRule="auto"/>
         <w:jc w:val="center"/>
+        <w:outlineLvl w:val="0"/>
         <w:rPr>
           <w:lang w:val="ru-RU"/>
         </w:rPr>
@@ -1687,6 +1754,7 @@
         <w:keepNext/>
         <w:spacing w:before="200" w:after="160" w:line="360" w:lineRule="auto"/>
         <w:jc w:val="center"/>
+        <w:outlineLvl w:val="1"/>
         <w:rPr>
           <w:lang w:val="ru-RU"/>
         </w:rPr>
@@ -1963,6 +2031,7 @@
         <w:keepNext/>
         <w:spacing w:before="200" w:after="160" w:line="360" w:lineRule="auto"/>
         <w:jc w:val="center"/>
+        <w:outlineLvl w:val="1"/>
         <w:rPr>
           <w:lang w:val="ru-RU"/>
         </w:rPr>
@@ -2247,6 +2316,7 @@
         <w:keepNext/>
         <w:spacing w:before="200" w:after="160" w:line="360" w:lineRule="auto"/>
         <w:jc w:val="center"/>
+        <w:outlineLvl w:val="1"/>
         <w:rPr>
           <w:lang w:val="ru-RU"/>
         </w:rPr>
@@ -2763,6 +2833,7 @@
         <w:keepNext/>
         <w:spacing w:before="120" w:after="240" w:line="360" w:lineRule="auto"/>
         <w:jc w:val="center"/>
+        <w:outlineLvl w:val="0"/>
         <w:rPr>
           <w:lang w:val="ru-RU"/>
         </w:rPr>
@@ -2780,6 +2851,7 @@
         <w:keepNext/>
         <w:spacing w:before="200" w:after="160" w:line="360" w:lineRule="auto"/>
         <w:jc w:val="center"/>
+        <w:outlineLvl w:val="1"/>
         <w:rPr>
           <w:lang w:val="ru-RU"/>
         </w:rPr>
@@ -3055,6 +3127,7 @@
         <w:keepNext/>
         <w:spacing w:before="200" w:after="160" w:line="360" w:lineRule="auto"/>
         <w:jc w:val="center"/>
+        <w:outlineLvl w:val="1"/>
         <w:rPr>
           <w:lang w:val="ru-RU"/>
         </w:rPr>
@@ -3471,6 +3544,7 @@
         <w:keepNext/>
         <w:spacing w:before="200" w:after="160" w:line="360" w:lineRule="auto"/>
         <w:jc w:val="center"/>
+        <w:outlineLvl w:val="1"/>
         <w:rPr>
           <w:lang w:val="ru-RU"/>
         </w:rPr>
@@ -5098,6 +5172,7 @@
         <w:keepNext/>
         <w:spacing w:before="200" w:after="160" w:line="360" w:lineRule="auto"/>
         <w:jc w:val="center"/>
+        <w:outlineLvl w:val="1"/>
         <w:rPr>
           <w:lang w:val="ru-RU"/>
         </w:rPr>
@@ -6694,6 +6769,7 @@
         <w:keepNext/>
         <w:spacing w:before="200" w:after="160" w:line="360" w:lineRule="auto"/>
         <w:jc w:val="center"/>
+        <w:outlineLvl w:val="1"/>
         <w:rPr>
           <w:lang w:val="ru-RU"/>
         </w:rPr>
@@ -7100,6 +7176,7 @@
         <w:keepNext/>
         <w:spacing w:before="120" w:after="240" w:line="360" w:lineRule="auto"/>
         <w:jc w:val="center"/>
+        <w:outlineLvl w:val="0"/>
         <w:rPr>
           <w:lang w:val="ru-RU"/>
         </w:rPr>
@@ -7359,6 +7436,7 @@
         <w:keepNext/>
         <w:spacing w:before="120" w:after="240" w:line="360" w:lineRule="auto"/>
         <w:jc w:val="center"/>
+        <w:outlineLvl w:val="0"/>
         <w:rPr>
           <w:lang w:val="ru-RU"/>
         </w:rPr>

--- a/Сизов Курсовая.docx
+++ b/Сизов Курсовая.docx
@@ -504,21 +504,6 @@
     </w:p>
     <w:p>
       <w:pPr>
-        <w:spacing w:before="240" w:after="0" w:line="360" w:lineRule="auto"/>
-        <w:jc w:val="center"/>
-        <w:rPr>
-          <w:lang w:val="ru-RU"/>
-        </w:rPr>
-      </w:pPr>
-      <w:r>
-        <w:rPr>
-          <w:lang w:val="ru-RU"/>
-        </w:rPr>
-        <w:t>Воронеж 2026</w:t>
-      </w:r>
-    </w:p>
-    <w:p>
-      <w:pPr>
         <w:spacing w:after="0" w:line="240" w:lineRule="auto"/>
         <w:jc w:val="center"/>
         <w:rPr>
@@ -988,21 +973,6 @@
     </w:p>
     <w:p>
       <w:pPr>
-        <w:spacing w:before="240" w:after="0" w:line="360" w:lineRule="auto"/>
-        <w:jc w:val="center"/>
-        <w:rPr>
-          <w:lang w:val="ru-RU"/>
-        </w:rPr>
-      </w:pPr>
-      <w:r>
-        <w:rPr>
-          <w:lang w:val="ru-RU"/>
-        </w:rPr>
-        <w:t>Воронеж 2026</w:t>
-      </w:r>
-    </w:p>
-    <w:p>
-      <w:pPr>
         <w:pageBreakBefore/>
         <w:spacing w:after="240" w:line="360" w:lineRule="auto"/>
         <w:jc w:val="center"/>
@@ -1016,13 +986,24 @@
           <w:b/>
           <w:lang w:val="ru-RU"/>
         </w:rPr>
+        <w:lastRenderedPageBreak/>
         <w:t>Замечания руководителя</w:t>
       </w:r>
     </w:p>
     <w:p>
       <w:pPr>
-        <w:spacing w:line="360" w:lineRule="auto"/>
-      </w:pPr>
+        <w:rPr>
+          <w:b/>
+          <w:lang w:val="ru-RU"/>
+        </w:rPr>
+      </w:pPr>
+      <w:r>
+        <w:rPr>
+          <w:b/>
+          <w:lang w:val="ru-RU"/>
+        </w:rPr>
+        <w:br w:type="page"/>
+      </w:r>
     </w:p>
     <w:p>
       <w:pPr>
@@ -1040,6 +1021,1011 @@
         <w:lastRenderedPageBreak/>
         <w:t>СОДЕРЖАНИЕ</w:t>
       </w:r>
+    </w:p>
+    <w:p>
+      <w:pPr>
+        <w:pStyle w:val="14"/>
+        <w:tabs>
+          <w:tab w:val="right" w:leader="dot" w:pos="9628"/>
+        </w:tabs>
+        <w:rPr>
+          <w:rFonts w:asciiTheme="minorHAnsi" w:hAnsiTheme="minorHAnsi" w:cstheme="minorBidi"/>
+          <w:noProof/>
+          <w:kern w:val="2"/>
+          <w:sz w:val="24"/>
+          <w:szCs w:val="24"/>
+          <w:lang w:val="ru-RU" w:eastAsia="ru-RU"/>
+          <w14:ligatures w14:val="standardContextual"/>
+        </w:rPr>
+      </w:pPr>
+      <w:r>
+        <w:fldChar w:fldCharType="begin"/>
+      </w:r>
+      <w:r>
+        <w:instrText xml:space="preserve"> TOC \o "1-2" \h \z \u </w:instrText>
+      </w:r>
+      <w:r>
+        <w:fldChar w:fldCharType="separate"/>
+      </w:r>
+      <w:hyperlink w:anchor="_Toc233231039" w:history="1">
+        <w:r>
+          <w:rPr>
+            <w:rStyle w:val="aff9"/>
+            <w:b/>
+            <w:noProof/>
+            <w:lang w:val="ru-RU"/>
+          </w:rPr>
+          <w:t>ВВЕДЕНИЕ</w:t>
+        </w:r>
+        <w:r>
+          <w:rPr>
+            <w:noProof/>
+            <w:webHidden/>
+          </w:rPr>
+          <w:tab/>
+        </w:r>
+        <w:r>
+          <w:rPr>
+            <w:noProof/>
+            <w:webHidden/>
+          </w:rPr>
+          <w:fldChar w:fldCharType="begin"/>
+        </w:r>
+        <w:r>
+          <w:rPr>
+            <w:noProof/>
+            <w:webHidden/>
+          </w:rPr>
+          <w:instrText xml:space="preserve"> PAGEREF _Toc233231039 \h </w:instrText>
+        </w:r>
+        <w:r>
+          <w:rPr>
+            <w:noProof/>
+            <w:webHidden/>
+          </w:rPr>
+        </w:r>
+        <w:r>
+          <w:rPr>
+            <w:noProof/>
+            <w:webHidden/>
+          </w:rPr>
+          <w:fldChar w:fldCharType="separate"/>
+        </w:r>
+        <w:r>
+          <w:rPr>
+            <w:noProof/>
+            <w:webHidden/>
+          </w:rPr>
+          <w:t>5</w:t>
+        </w:r>
+        <w:r>
+          <w:rPr>
+            <w:noProof/>
+            <w:webHidden/>
+          </w:rPr>
+          <w:fldChar w:fldCharType="end"/>
+        </w:r>
+      </w:hyperlink>
+    </w:p>
+    <w:p>
+      <w:pPr>
+        <w:pStyle w:val="14"/>
+        <w:tabs>
+          <w:tab w:val="right" w:leader="dot" w:pos="9628"/>
+        </w:tabs>
+        <w:rPr>
+          <w:rFonts w:asciiTheme="minorHAnsi" w:hAnsiTheme="minorHAnsi" w:cstheme="minorBidi"/>
+          <w:noProof/>
+          <w:kern w:val="2"/>
+          <w:sz w:val="24"/>
+          <w:szCs w:val="24"/>
+          <w:lang w:val="ru-RU" w:eastAsia="ru-RU"/>
+          <w14:ligatures w14:val="standardContextual"/>
+        </w:rPr>
+      </w:pPr>
+      <w:hyperlink w:anchor="_Toc233231040" w:history="1">
+        <w:r>
+          <w:rPr>
+            <w:rStyle w:val="aff9"/>
+            <w:b/>
+            <w:noProof/>
+            <w:lang w:val="ru-RU"/>
+          </w:rPr>
+          <w:t>1 Теоретические основы архивации данных и средства разработки</w:t>
+        </w:r>
+        <w:r>
+          <w:rPr>
+            <w:noProof/>
+            <w:webHidden/>
+          </w:rPr>
+          <w:tab/>
+        </w:r>
+        <w:r>
+          <w:rPr>
+            <w:noProof/>
+            <w:webHidden/>
+          </w:rPr>
+          <w:fldChar w:fldCharType="begin"/>
+        </w:r>
+        <w:r>
+          <w:rPr>
+            <w:noProof/>
+            <w:webHidden/>
+          </w:rPr>
+          <w:instrText xml:space="preserve"> PAGEREF _Toc233231040 \h </w:instrText>
+        </w:r>
+        <w:r>
+          <w:rPr>
+            <w:noProof/>
+            <w:webHidden/>
+          </w:rPr>
+        </w:r>
+        <w:r>
+          <w:rPr>
+            <w:noProof/>
+            <w:webHidden/>
+          </w:rPr>
+          <w:fldChar w:fldCharType="separate"/>
+        </w:r>
+        <w:r>
+          <w:rPr>
+            <w:noProof/>
+            <w:webHidden/>
+          </w:rPr>
+          <w:t>7</w:t>
+        </w:r>
+        <w:r>
+          <w:rPr>
+            <w:noProof/>
+            <w:webHidden/>
+          </w:rPr>
+          <w:fldChar w:fldCharType="end"/>
+        </w:r>
+      </w:hyperlink>
+    </w:p>
+    <w:p>
+      <w:pPr>
+        <w:pStyle w:val="2c"/>
+        <w:tabs>
+          <w:tab w:val="right" w:leader="dot" w:pos="9628"/>
+        </w:tabs>
+        <w:rPr>
+          <w:rFonts w:asciiTheme="minorHAnsi" w:hAnsiTheme="minorHAnsi" w:cstheme="minorBidi"/>
+          <w:noProof/>
+          <w:kern w:val="2"/>
+          <w:sz w:val="24"/>
+          <w:szCs w:val="24"/>
+          <w:lang w:val="ru-RU" w:eastAsia="ru-RU"/>
+          <w14:ligatures w14:val="standardContextual"/>
+        </w:rPr>
+      </w:pPr>
+      <w:hyperlink w:anchor="_Toc233231041" w:history="1">
+        <w:r>
+          <w:rPr>
+            <w:rStyle w:val="aff9"/>
+            <w:b/>
+            <w:noProof/>
+            <w:lang w:val="ru-RU"/>
+          </w:rPr>
+          <w:t>1.1 Понятие архивации и сжатия данных</w:t>
+        </w:r>
+        <w:r>
+          <w:rPr>
+            <w:noProof/>
+            <w:webHidden/>
+          </w:rPr>
+          <w:tab/>
+        </w:r>
+        <w:r>
+          <w:rPr>
+            <w:noProof/>
+            <w:webHidden/>
+          </w:rPr>
+          <w:fldChar w:fldCharType="begin"/>
+        </w:r>
+        <w:r>
+          <w:rPr>
+            <w:noProof/>
+            <w:webHidden/>
+          </w:rPr>
+          <w:instrText xml:space="preserve"> PAGEREF _Toc233231041 \h </w:instrText>
+        </w:r>
+        <w:r>
+          <w:rPr>
+            <w:noProof/>
+            <w:webHidden/>
+          </w:rPr>
+        </w:r>
+        <w:r>
+          <w:rPr>
+            <w:noProof/>
+            <w:webHidden/>
+          </w:rPr>
+          <w:fldChar w:fldCharType="separate"/>
+        </w:r>
+        <w:r>
+          <w:rPr>
+            <w:noProof/>
+            <w:webHidden/>
+          </w:rPr>
+          <w:t>7</w:t>
+        </w:r>
+        <w:r>
+          <w:rPr>
+            <w:noProof/>
+            <w:webHidden/>
+          </w:rPr>
+          <w:fldChar w:fldCharType="end"/>
+        </w:r>
+      </w:hyperlink>
+    </w:p>
+    <w:p>
+      <w:pPr>
+        <w:pStyle w:val="2c"/>
+        <w:tabs>
+          <w:tab w:val="right" w:leader="dot" w:pos="9628"/>
+        </w:tabs>
+        <w:rPr>
+          <w:rFonts w:asciiTheme="minorHAnsi" w:hAnsiTheme="minorHAnsi" w:cstheme="minorBidi"/>
+          <w:noProof/>
+          <w:kern w:val="2"/>
+          <w:sz w:val="24"/>
+          <w:szCs w:val="24"/>
+          <w:lang w:val="ru-RU" w:eastAsia="ru-RU"/>
+          <w14:ligatures w14:val="standardContextual"/>
+        </w:rPr>
+      </w:pPr>
+      <w:hyperlink w:anchor="_Toc233231042" w:history="1">
+        <w:r>
+          <w:rPr>
+            <w:rStyle w:val="aff9"/>
+            <w:b/>
+            <w:noProof/>
+            <w:lang w:val="ru-RU"/>
+          </w:rPr>
+          <w:t xml:space="preserve">1.2 Алгоритмы сжатия без потерь и формат </w:t>
+        </w:r>
+        <w:r>
+          <w:rPr>
+            <w:rStyle w:val="aff9"/>
+            <w:b/>
+            <w:noProof/>
+          </w:rPr>
+          <w:t>ZIP</w:t>
+        </w:r>
+        <w:r>
+          <w:rPr>
+            <w:noProof/>
+            <w:webHidden/>
+          </w:rPr>
+          <w:tab/>
+        </w:r>
+        <w:r>
+          <w:rPr>
+            <w:noProof/>
+            <w:webHidden/>
+          </w:rPr>
+          <w:fldChar w:fldCharType="begin"/>
+        </w:r>
+        <w:r>
+          <w:rPr>
+            <w:noProof/>
+            <w:webHidden/>
+          </w:rPr>
+          <w:instrText xml:space="preserve"> PAGEREF _Toc233231042 \h </w:instrText>
+        </w:r>
+        <w:r>
+          <w:rPr>
+            <w:noProof/>
+            <w:webHidden/>
+          </w:rPr>
+        </w:r>
+        <w:r>
+          <w:rPr>
+            <w:noProof/>
+            <w:webHidden/>
+          </w:rPr>
+          <w:fldChar w:fldCharType="separate"/>
+        </w:r>
+        <w:r>
+          <w:rPr>
+            <w:noProof/>
+            <w:webHidden/>
+          </w:rPr>
+          <w:t>8</w:t>
+        </w:r>
+        <w:r>
+          <w:rPr>
+            <w:noProof/>
+            <w:webHidden/>
+          </w:rPr>
+          <w:fldChar w:fldCharType="end"/>
+        </w:r>
+      </w:hyperlink>
+    </w:p>
+    <w:p>
+      <w:pPr>
+        <w:pStyle w:val="2c"/>
+        <w:tabs>
+          <w:tab w:val="right" w:leader="dot" w:pos="9628"/>
+        </w:tabs>
+        <w:rPr>
+          <w:rFonts w:asciiTheme="minorHAnsi" w:hAnsiTheme="minorHAnsi" w:cstheme="minorBidi"/>
+          <w:noProof/>
+          <w:kern w:val="2"/>
+          <w:sz w:val="24"/>
+          <w:szCs w:val="24"/>
+          <w:lang w:val="ru-RU" w:eastAsia="ru-RU"/>
+          <w14:ligatures w14:val="standardContextual"/>
+        </w:rPr>
+      </w:pPr>
+      <w:hyperlink w:anchor="_Toc233231043" w:history="1">
+        <w:r>
+          <w:rPr>
+            <w:rStyle w:val="aff9"/>
+            <w:b/>
+            <w:noProof/>
+            <w:lang w:val="ru-RU"/>
+          </w:rPr>
+          <w:t>1.3 Инструментальные средства разработки приложения</w:t>
+        </w:r>
+        <w:r>
+          <w:rPr>
+            <w:noProof/>
+            <w:webHidden/>
+          </w:rPr>
+          <w:tab/>
+        </w:r>
+        <w:r>
+          <w:rPr>
+            <w:noProof/>
+            <w:webHidden/>
+          </w:rPr>
+          <w:fldChar w:fldCharType="begin"/>
+        </w:r>
+        <w:r>
+          <w:rPr>
+            <w:noProof/>
+            <w:webHidden/>
+          </w:rPr>
+          <w:instrText xml:space="preserve"> PAGEREF _Toc233231043 \h </w:instrText>
+        </w:r>
+        <w:r>
+          <w:rPr>
+            <w:noProof/>
+            <w:webHidden/>
+          </w:rPr>
+        </w:r>
+        <w:r>
+          <w:rPr>
+            <w:noProof/>
+            <w:webHidden/>
+          </w:rPr>
+          <w:fldChar w:fldCharType="separate"/>
+        </w:r>
+        <w:r>
+          <w:rPr>
+            <w:noProof/>
+            <w:webHidden/>
+          </w:rPr>
+          <w:t>10</w:t>
+        </w:r>
+        <w:r>
+          <w:rPr>
+            <w:noProof/>
+            <w:webHidden/>
+          </w:rPr>
+          <w:fldChar w:fldCharType="end"/>
+        </w:r>
+      </w:hyperlink>
+    </w:p>
+    <w:p>
+      <w:pPr>
+        <w:pStyle w:val="14"/>
+        <w:tabs>
+          <w:tab w:val="right" w:leader="dot" w:pos="9628"/>
+        </w:tabs>
+        <w:rPr>
+          <w:rFonts w:asciiTheme="minorHAnsi" w:hAnsiTheme="minorHAnsi" w:cstheme="minorBidi"/>
+          <w:noProof/>
+          <w:kern w:val="2"/>
+          <w:sz w:val="24"/>
+          <w:szCs w:val="24"/>
+          <w:lang w:val="ru-RU" w:eastAsia="ru-RU"/>
+          <w14:ligatures w14:val="standardContextual"/>
+        </w:rPr>
+      </w:pPr>
+      <w:hyperlink w:anchor="_Toc233231044" w:history="1">
+        <w:r>
+          <w:rPr>
+            <w:rStyle w:val="aff9"/>
+            <w:b/>
+            <w:noProof/>
+            <w:lang w:val="ru-RU"/>
+          </w:rPr>
+          <w:t>2 Разработка приложения-архиватора файлов</w:t>
+        </w:r>
+        <w:r>
+          <w:rPr>
+            <w:noProof/>
+            <w:webHidden/>
+          </w:rPr>
+          <w:tab/>
+        </w:r>
+        <w:r>
+          <w:rPr>
+            <w:noProof/>
+            <w:webHidden/>
+          </w:rPr>
+          <w:fldChar w:fldCharType="begin"/>
+        </w:r>
+        <w:r>
+          <w:rPr>
+            <w:noProof/>
+            <w:webHidden/>
+          </w:rPr>
+          <w:instrText xml:space="preserve"> PAGEREF _Toc233231044 \h </w:instrText>
+        </w:r>
+        <w:r>
+          <w:rPr>
+            <w:noProof/>
+            <w:webHidden/>
+          </w:rPr>
+        </w:r>
+        <w:r>
+          <w:rPr>
+            <w:noProof/>
+            <w:webHidden/>
+          </w:rPr>
+          <w:fldChar w:fldCharType="separate"/>
+        </w:r>
+        <w:r>
+          <w:rPr>
+            <w:noProof/>
+            <w:webHidden/>
+          </w:rPr>
+          <w:t>12</w:t>
+        </w:r>
+        <w:r>
+          <w:rPr>
+            <w:noProof/>
+            <w:webHidden/>
+          </w:rPr>
+          <w:fldChar w:fldCharType="end"/>
+        </w:r>
+      </w:hyperlink>
+    </w:p>
+    <w:p>
+      <w:pPr>
+        <w:pStyle w:val="2c"/>
+        <w:tabs>
+          <w:tab w:val="right" w:leader="dot" w:pos="9628"/>
+        </w:tabs>
+        <w:rPr>
+          <w:rFonts w:asciiTheme="minorHAnsi" w:hAnsiTheme="minorHAnsi" w:cstheme="minorBidi"/>
+          <w:noProof/>
+          <w:kern w:val="2"/>
+          <w:sz w:val="24"/>
+          <w:szCs w:val="24"/>
+          <w:lang w:val="ru-RU" w:eastAsia="ru-RU"/>
+          <w14:ligatures w14:val="standardContextual"/>
+        </w:rPr>
+      </w:pPr>
+      <w:hyperlink w:anchor="_Toc233231045" w:history="1">
+        <w:r>
+          <w:rPr>
+            <w:rStyle w:val="aff9"/>
+            <w:b/>
+            <w:noProof/>
+            <w:lang w:val="ru-RU"/>
+          </w:rPr>
+          <w:t>2.1 Постановка задачи и требования к приложению</w:t>
+        </w:r>
+        <w:r>
+          <w:rPr>
+            <w:noProof/>
+            <w:webHidden/>
+          </w:rPr>
+          <w:tab/>
+        </w:r>
+        <w:r>
+          <w:rPr>
+            <w:noProof/>
+            <w:webHidden/>
+          </w:rPr>
+          <w:fldChar w:fldCharType="begin"/>
+        </w:r>
+        <w:r>
+          <w:rPr>
+            <w:noProof/>
+            <w:webHidden/>
+          </w:rPr>
+          <w:instrText xml:space="preserve"> PAGEREF _Toc233231045 \h </w:instrText>
+        </w:r>
+        <w:r>
+          <w:rPr>
+            <w:noProof/>
+            <w:webHidden/>
+          </w:rPr>
+        </w:r>
+        <w:r>
+          <w:rPr>
+            <w:noProof/>
+            <w:webHidden/>
+          </w:rPr>
+          <w:fldChar w:fldCharType="separate"/>
+        </w:r>
+        <w:r>
+          <w:rPr>
+            <w:noProof/>
+            <w:webHidden/>
+          </w:rPr>
+          <w:t>12</w:t>
+        </w:r>
+        <w:r>
+          <w:rPr>
+            <w:noProof/>
+            <w:webHidden/>
+          </w:rPr>
+          <w:fldChar w:fldCharType="end"/>
+        </w:r>
+      </w:hyperlink>
+    </w:p>
+    <w:p>
+      <w:pPr>
+        <w:pStyle w:val="2c"/>
+        <w:tabs>
+          <w:tab w:val="right" w:leader="dot" w:pos="9628"/>
+        </w:tabs>
+        <w:rPr>
+          <w:rFonts w:asciiTheme="minorHAnsi" w:hAnsiTheme="minorHAnsi" w:cstheme="minorBidi"/>
+          <w:noProof/>
+          <w:kern w:val="2"/>
+          <w:sz w:val="24"/>
+          <w:szCs w:val="24"/>
+          <w:lang w:val="ru-RU" w:eastAsia="ru-RU"/>
+          <w14:ligatures w14:val="standardContextual"/>
+        </w:rPr>
+      </w:pPr>
+      <w:hyperlink w:anchor="_Toc233231046" w:history="1">
+        <w:r>
+          <w:rPr>
+            <w:rStyle w:val="aff9"/>
+            <w:b/>
+            <w:noProof/>
+            <w:lang w:val="ru-RU"/>
+          </w:rPr>
+          <w:t>2.2 Архитектура и структура приложения</w:t>
+        </w:r>
+        <w:r>
+          <w:rPr>
+            <w:noProof/>
+            <w:webHidden/>
+          </w:rPr>
+          <w:tab/>
+        </w:r>
+        <w:r>
+          <w:rPr>
+            <w:noProof/>
+            <w:webHidden/>
+          </w:rPr>
+          <w:fldChar w:fldCharType="begin"/>
+        </w:r>
+        <w:r>
+          <w:rPr>
+            <w:noProof/>
+            <w:webHidden/>
+          </w:rPr>
+          <w:instrText xml:space="preserve"> PAGEREF _Toc233231046 \h </w:instrText>
+        </w:r>
+        <w:r>
+          <w:rPr>
+            <w:noProof/>
+            <w:webHidden/>
+          </w:rPr>
+        </w:r>
+        <w:r>
+          <w:rPr>
+            <w:noProof/>
+            <w:webHidden/>
+          </w:rPr>
+          <w:fldChar w:fldCharType="separate"/>
+        </w:r>
+        <w:r>
+          <w:rPr>
+            <w:noProof/>
+            <w:webHidden/>
+          </w:rPr>
+          <w:t>13</w:t>
+        </w:r>
+        <w:r>
+          <w:rPr>
+            <w:noProof/>
+            <w:webHidden/>
+          </w:rPr>
+          <w:fldChar w:fldCharType="end"/>
+        </w:r>
+      </w:hyperlink>
+    </w:p>
+    <w:p>
+      <w:pPr>
+        <w:pStyle w:val="2c"/>
+        <w:tabs>
+          <w:tab w:val="right" w:leader="dot" w:pos="9628"/>
+        </w:tabs>
+        <w:rPr>
+          <w:rFonts w:asciiTheme="minorHAnsi" w:hAnsiTheme="minorHAnsi" w:cstheme="minorBidi"/>
+          <w:noProof/>
+          <w:kern w:val="2"/>
+          <w:sz w:val="24"/>
+          <w:szCs w:val="24"/>
+          <w:lang w:val="ru-RU" w:eastAsia="ru-RU"/>
+          <w14:ligatures w14:val="standardContextual"/>
+        </w:rPr>
+      </w:pPr>
+      <w:hyperlink w:anchor="_Toc233231047" w:history="1">
+        <w:r>
+          <w:rPr>
+            <w:rStyle w:val="aff9"/>
+            <w:b/>
+            <w:noProof/>
+            <w:lang w:val="ru-RU"/>
+          </w:rPr>
+          <w:t>2.3 Реализация ядра: упаковка и распаковка</w:t>
+        </w:r>
+        <w:r>
+          <w:rPr>
+            <w:noProof/>
+            <w:webHidden/>
+          </w:rPr>
+          <w:tab/>
+        </w:r>
+        <w:r>
+          <w:rPr>
+            <w:noProof/>
+            <w:webHidden/>
+          </w:rPr>
+          <w:fldChar w:fldCharType="begin"/>
+        </w:r>
+        <w:r>
+          <w:rPr>
+            <w:noProof/>
+            <w:webHidden/>
+          </w:rPr>
+          <w:instrText xml:space="preserve"> PAGEREF _Toc233231047 \h </w:instrText>
+        </w:r>
+        <w:r>
+          <w:rPr>
+            <w:noProof/>
+            <w:webHidden/>
+          </w:rPr>
+        </w:r>
+        <w:r>
+          <w:rPr>
+            <w:noProof/>
+            <w:webHidden/>
+          </w:rPr>
+          <w:fldChar w:fldCharType="separate"/>
+        </w:r>
+        <w:r>
+          <w:rPr>
+            <w:noProof/>
+            <w:webHidden/>
+          </w:rPr>
+          <w:t>15</w:t>
+        </w:r>
+        <w:r>
+          <w:rPr>
+            <w:noProof/>
+            <w:webHidden/>
+          </w:rPr>
+          <w:fldChar w:fldCharType="end"/>
+        </w:r>
+      </w:hyperlink>
+    </w:p>
+    <w:p>
+      <w:pPr>
+        <w:pStyle w:val="2c"/>
+        <w:tabs>
+          <w:tab w:val="right" w:leader="dot" w:pos="9628"/>
+        </w:tabs>
+        <w:rPr>
+          <w:rFonts w:asciiTheme="minorHAnsi" w:hAnsiTheme="minorHAnsi" w:cstheme="minorBidi"/>
+          <w:noProof/>
+          <w:kern w:val="2"/>
+          <w:sz w:val="24"/>
+          <w:szCs w:val="24"/>
+          <w:lang w:val="ru-RU" w:eastAsia="ru-RU"/>
+          <w14:ligatures w14:val="standardContextual"/>
+        </w:rPr>
+      </w:pPr>
+      <w:hyperlink w:anchor="_Toc233231048" w:history="1">
+        <w:r>
+          <w:rPr>
+            <w:rStyle w:val="aff9"/>
+            <w:b/>
+            <w:noProof/>
+            <w:lang w:val="ru-RU"/>
+          </w:rPr>
+          <w:t>2.4 Реализация графического интерфейса</w:t>
+        </w:r>
+        <w:r>
+          <w:rPr>
+            <w:noProof/>
+            <w:webHidden/>
+          </w:rPr>
+          <w:tab/>
+        </w:r>
+        <w:r>
+          <w:rPr>
+            <w:noProof/>
+            <w:webHidden/>
+          </w:rPr>
+          <w:fldChar w:fldCharType="begin"/>
+        </w:r>
+        <w:r>
+          <w:rPr>
+            <w:noProof/>
+            <w:webHidden/>
+          </w:rPr>
+          <w:instrText xml:space="preserve"> PAGEREF _Toc233231048 \h </w:instrText>
+        </w:r>
+        <w:r>
+          <w:rPr>
+            <w:noProof/>
+            <w:webHidden/>
+          </w:rPr>
+        </w:r>
+        <w:r>
+          <w:rPr>
+            <w:noProof/>
+            <w:webHidden/>
+          </w:rPr>
+          <w:fldChar w:fldCharType="separate"/>
+        </w:r>
+        <w:r>
+          <w:rPr>
+            <w:noProof/>
+            <w:webHidden/>
+          </w:rPr>
+          <w:t>19</w:t>
+        </w:r>
+        <w:r>
+          <w:rPr>
+            <w:noProof/>
+            <w:webHidden/>
+          </w:rPr>
+          <w:fldChar w:fldCharType="end"/>
+        </w:r>
+      </w:hyperlink>
+    </w:p>
+    <w:p>
+      <w:pPr>
+        <w:pStyle w:val="2c"/>
+        <w:tabs>
+          <w:tab w:val="right" w:leader="dot" w:pos="9628"/>
+        </w:tabs>
+        <w:rPr>
+          <w:rFonts w:asciiTheme="minorHAnsi" w:hAnsiTheme="minorHAnsi" w:cstheme="minorBidi"/>
+          <w:noProof/>
+          <w:kern w:val="2"/>
+          <w:sz w:val="24"/>
+          <w:szCs w:val="24"/>
+          <w:lang w:val="ru-RU" w:eastAsia="ru-RU"/>
+          <w14:ligatures w14:val="standardContextual"/>
+        </w:rPr>
+      </w:pPr>
+      <w:hyperlink w:anchor="_Toc233231049" w:history="1">
+        <w:r>
+          <w:rPr>
+            <w:rStyle w:val="aff9"/>
+            <w:b/>
+            <w:noProof/>
+            <w:lang w:val="ru-RU"/>
+          </w:rPr>
+          <w:t>2.5 Тестирование приложения</w:t>
+        </w:r>
+        <w:r>
+          <w:rPr>
+            <w:noProof/>
+            <w:webHidden/>
+          </w:rPr>
+          <w:tab/>
+        </w:r>
+        <w:r>
+          <w:rPr>
+            <w:noProof/>
+            <w:webHidden/>
+          </w:rPr>
+          <w:fldChar w:fldCharType="begin"/>
+        </w:r>
+        <w:r>
+          <w:rPr>
+            <w:noProof/>
+            <w:webHidden/>
+          </w:rPr>
+          <w:instrText xml:space="preserve"> PAGEREF _Toc233231049 \h </w:instrText>
+        </w:r>
+        <w:r>
+          <w:rPr>
+            <w:noProof/>
+            <w:webHidden/>
+          </w:rPr>
+        </w:r>
+        <w:r>
+          <w:rPr>
+            <w:noProof/>
+            <w:webHidden/>
+          </w:rPr>
+          <w:fldChar w:fldCharType="separate"/>
+        </w:r>
+        <w:r>
+          <w:rPr>
+            <w:noProof/>
+            <w:webHidden/>
+          </w:rPr>
+          <w:t>24</w:t>
+        </w:r>
+        <w:r>
+          <w:rPr>
+            <w:noProof/>
+            <w:webHidden/>
+          </w:rPr>
+          <w:fldChar w:fldCharType="end"/>
+        </w:r>
+      </w:hyperlink>
+    </w:p>
+    <w:p>
+      <w:pPr>
+        <w:pStyle w:val="14"/>
+        <w:tabs>
+          <w:tab w:val="right" w:leader="dot" w:pos="9628"/>
+        </w:tabs>
+        <w:rPr>
+          <w:rFonts w:asciiTheme="minorHAnsi" w:hAnsiTheme="minorHAnsi" w:cstheme="minorBidi"/>
+          <w:noProof/>
+          <w:kern w:val="2"/>
+          <w:sz w:val="24"/>
+          <w:szCs w:val="24"/>
+          <w:lang w:val="ru-RU" w:eastAsia="ru-RU"/>
+          <w14:ligatures w14:val="standardContextual"/>
+        </w:rPr>
+      </w:pPr>
+      <w:hyperlink w:anchor="_Toc233231050" w:history="1">
+        <w:r>
+          <w:rPr>
+            <w:rStyle w:val="aff9"/>
+            <w:b/>
+            <w:noProof/>
+            <w:lang w:val="ru-RU"/>
+          </w:rPr>
+          <w:t>ЗАКЛЮЧЕНИЕ</w:t>
+        </w:r>
+        <w:r>
+          <w:rPr>
+            <w:noProof/>
+            <w:webHidden/>
+          </w:rPr>
+          <w:tab/>
+        </w:r>
+        <w:r>
+          <w:rPr>
+            <w:noProof/>
+            <w:webHidden/>
+          </w:rPr>
+          <w:fldChar w:fldCharType="begin"/>
+        </w:r>
+        <w:r>
+          <w:rPr>
+            <w:noProof/>
+            <w:webHidden/>
+          </w:rPr>
+          <w:instrText xml:space="preserve"> PAGEREF _Toc233231050 \h </w:instrText>
+        </w:r>
+        <w:r>
+          <w:rPr>
+            <w:noProof/>
+            <w:webHidden/>
+          </w:rPr>
+        </w:r>
+        <w:r>
+          <w:rPr>
+            <w:noProof/>
+            <w:webHidden/>
+          </w:rPr>
+          <w:fldChar w:fldCharType="separate"/>
+        </w:r>
+        <w:r>
+          <w:rPr>
+            <w:noProof/>
+            <w:webHidden/>
+          </w:rPr>
+          <w:t>26</w:t>
+        </w:r>
+        <w:r>
+          <w:rPr>
+            <w:noProof/>
+            <w:webHidden/>
+          </w:rPr>
+          <w:fldChar w:fldCharType="end"/>
+        </w:r>
+      </w:hyperlink>
+    </w:p>
+    <w:p>
+      <w:pPr>
+        <w:pStyle w:val="14"/>
+        <w:tabs>
+          <w:tab w:val="right" w:leader="dot" w:pos="9628"/>
+        </w:tabs>
+        <w:rPr>
+          <w:rFonts w:asciiTheme="minorHAnsi" w:hAnsiTheme="minorHAnsi" w:cstheme="minorBidi"/>
+          <w:noProof/>
+          <w:kern w:val="2"/>
+          <w:sz w:val="24"/>
+          <w:szCs w:val="24"/>
+          <w:lang w:val="ru-RU" w:eastAsia="ru-RU"/>
+          <w14:ligatures w14:val="standardContextual"/>
+        </w:rPr>
+      </w:pPr>
+      <w:hyperlink w:anchor="_Toc233231051" w:history="1">
+        <w:r>
+          <w:rPr>
+            <w:rStyle w:val="aff9"/>
+            <w:b/>
+            <w:noProof/>
+            <w:lang w:val="ru-RU"/>
+          </w:rPr>
+          <w:t>СПИСОК ИСПОЛЬЗОВАННЫХ ИСТОЧНИКОВ</w:t>
+        </w:r>
+        <w:r>
+          <w:rPr>
+            <w:noProof/>
+            <w:webHidden/>
+          </w:rPr>
+          <w:tab/>
+        </w:r>
+        <w:r>
+          <w:rPr>
+            <w:noProof/>
+            <w:webHidden/>
+          </w:rPr>
+          <w:fldChar w:fldCharType="begin"/>
+        </w:r>
+        <w:r>
+          <w:rPr>
+            <w:noProof/>
+            <w:webHidden/>
+          </w:rPr>
+          <w:instrText xml:space="preserve"> PAGEREF _Toc233231051 \h </w:instrText>
+        </w:r>
+        <w:r>
+          <w:rPr>
+            <w:noProof/>
+            <w:webHidden/>
+          </w:rPr>
+        </w:r>
+        <w:r>
+          <w:rPr>
+            <w:noProof/>
+            <w:webHidden/>
+          </w:rPr>
+          <w:fldChar w:fldCharType="separate"/>
+        </w:r>
+        <w:r>
+          <w:rPr>
+            <w:noProof/>
+            <w:webHidden/>
+          </w:rPr>
+          <w:t>27</w:t>
+        </w:r>
+        <w:r>
+          <w:rPr>
+            <w:noProof/>
+            <w:webHidden/>
+          </w:rPr>
+          <w:fldChar w:fldCharType="end"/>
+        </w:r>
+      </w:hyperlink>
     </w:p>
     <w:p>
       <w:pPr>
@@ -1052,336 +2038,8 @@
         </w:rPr>
       </w:pPr>
       <w:r>
-        <w:fldChar w:fldCharType="begin"/>
-      </w:r>
-      <w:r>
-        <w:instrText xml:space="preserve"> TOC \o "1-2" \h \z \u </w:instrText>
-      </w:r>
-      <w:r>
-        <w:fldChar w:fldCharType="separate"/>
-      </w:r>
-      <w:r>
-        <w:rPr>
-          <w:lang w:val="ru-RU"/>
-        </w:rPr>
-        <w:t>Введение</w:t>
-      </w:r>
-      <w:r>
-        <w:rPr>
-          <w:lang w:val="ru-RU"/>
-        </w:rPr>
-        <w:tab/>
-        <w:t>5</w:t>
-      </w:r>
-    </w:p>
-    <w:p>
-      <w:pPr>
-        <w:tabs>
-          <w:tab w:val="right" w:leader="dot" w:pos="9638"/>
-        </w:tabs>
-        <w:spacing w:after="0" w:line="360" w:lineRule="auto"/>
-        <w:rPr>
-          <w:lang w:val="ru-RU"/>
-        </w:rPr>
-      </w:pPr>
-      <w:r>
-        <w:rPr>
-          <w:lang w:val="ru-RU"/>
-        </w:rPr>
-        <w:t>1 Теоретические основы архивации данных и средства разработки</w:t>
-      </w:r>
-      <w:r>
-        <w:rPr>
-          <w:lang w:val="ru-RU"/>
-        </w:rPr>
-        <w:tab/>
-        <w:t>6</w:t>
-      </w:r>
-    </w:p>
-    <w:p>
-      <w:pPr>
-        <w:tabs>
-          <w:tab w:val="right" w:leader="dot" w:pos="9638"/>
-        </w:tabs>
-        <w:spacing w:after="0" w:line="360" w:lineRule="auto"/>
-        <w:ind w:left="425"/>
-        <w:rPr>
-          <w:lang w:val="ru-RU"/>
-        </w:rPr>
-      </w:pPr>
-      <w:r>
-        <w:rPr>
-          <w:lang w:val="ru-RU"/>
-        </w:rPr>
-        <w:t>1.1 Понятие архивации и сжатия данных</w:t>
-      </w:r>
-      <w:r>
-        <w:rPr>
-          <w:lang w:val="ru-RU"/>
-        </w:rPr>
-        <w:tab/>
-        <w:t>6</w:t>
-      </w:r>
-    </w:p>
-    <w:p>
-      <w:pPr>
-        <w:tabs>
-          <w:tab w:val="right" w:leader="dot" w:pos="9638"/>
-        </w:tabs>
-        <w:spacing w:after="0" w:line="360" w:lineRule="auto"/>
-        <w:ind w:left="425"/>
-        <w:rPr>
-          <w:lang w:val="ru-RU"/>
-        </w:rPr>
-      </w:pPr>
-      <w:r>
-        <w:rPr>
-          <w:lang w:val="ru-RU"/>
-        </w:rPr>
-        <w:t xml:space="preserve">1.2 Алгоритмы сжатия без потерь и формат </w:t>
-      </w:r>
-      <w:r>
-        <w:t>ZIP</w:t>
-      </w:r>
-      <w:r>
-        <w:rPr>
-          <w:lang w:val="ru-RU"/>
-        </w:rPr>
-        <w:tab/>
-        <w:t>8</w:t>
-      </w:r>
-    </w:p>
-    <w:p>
-      <w:pPr>
-        <w:tabs>
-          <w:tab w:val="right" w:leader="dot" w:pos="9638"/>
-        </w:tabs>
-        <w:spacing w:after="0" w:line="360" w:lineRule="auto"/>
-        <w:ind w:left="425"/>
-        <w:rPr>
-          <w:lang w:val="ru-RU"/>
-        </w:rPr>
-      </w:pPr>
-      <w:r>
-        <w:rPr>
-          <w:lang w:val="ru-RU"/>
-        </w:rPr>
-        <w:t>1.3 Инструментальные средства разработки приложения</w:t>
-      </w:r>
-      <w:r>
-        <w:rPr>
-          <w:lang w:val="ru-RU"/>
-        </w:rPr>
-        <w:tab/>
-        <w:t>10</w:t>
-      </w:r>
-    </w:p>
-    <w:p>
-      <w:pPr>
-        <w:tabs>
-          <w:tab w:val="right" w:leader="dot" w:pos="9638"/>
-        </w:tabs>
-        <w:spacing w:after="0" w:line="360" w:lineRule="auto"/>
-        <w:rPr>
-          <w:lang w:val="ru-RU"/>
-        </w:rPr>
-      </w:pPr>
-      <w:r>
-        <w:rPr>
-          <w:lang w:val="ru-RU"/>
-        </w:rPr>
-        <w:t>2 Разработка приложения-архиватора файлов</w:t>
-      </w:r>
-      <w:r>
-        <w:rPr>
-          <w:lang w:val="ru-RU"/>
-        </w:rPr>
-        <w:tab/>
-        <w:t>11</w:t>
-      </w:r>
-    </w:p>
-    <w:p>
-      <w:pPr>
-        <w:tabs>
-          <w:tab w:val="right" w:leader="dot" w:pos="9638"/>
-        </w:tabs>
-        <w:spacing w:after="0" w:line="360" w:lineRule="auto"/>
-        <w:ind w:left="425"/>
-        <w:rPr>
-          <w:lang w:val="ru-RU"/>
-        </w:rPr>
-      </w:pPr>
-      <w:r>
-        <w:rPr>
-          <w:lang w:val="ru-RU"/>
-        </w:rPr>
-        <w:t>2.1 Постановка задачи и требования к приложению</w:t>
-      </w:r>
-      <w:r>
-        <w:rPr>
-          <w:lang w:val="ru-RU"/>
-        </w:rPr>
-        <w:tab/>
-        <w:t>11</w:t>
-      </w:r>
-    </w:p>
-    <w:p>
-      <w:pPr>
-        <w:tabs>
-          <w:tab w:val="right" w:leader="dot" w:pos="9638"/>
-        </w:tabs>
-        <w:spacing w:after="0" w:line="360" w:lineRule="auto"/>
-        <w:ind w:left="425"/>
-        <w:rPr>
-          <w:lang w:val="ru-RU"/>
-        </w:rPr>
-      </w:pPr>
-      <w:r>
-        <w:rPr>
-          <w:lang w:val="ru-RU"/>
-        </w:rPr>
-        <w:t>2.2 Архитектура и структура приложения</w:t>
-      </w:r>
-      <w:r>
-        <w:rPr>
-          <w:lang w:val="ru-RU"/>
-        </w:rPr>
-        <w:tab/>
-        <w:t>12</w:t>
-      </w:r>
-    </w:p>
-    <w:p>
-      <w:pPr>
-        <w:tabs>
-          <w:tab w:val="right" w:leader="dot" w:pos="9638"/>
-        </w:tabs>
-        <w:spacing w:after="0" w:line="360" w:lineRule="auto"/>
-        <w:ind w:left="425"/>
-        <w:rPr>
-          <w:lang w:val="ru-RU"/>
-        </w:rPr>
-      </w:pPr>
-      <w:r>
-        <w:rPr>
-          <w:lang w:val="ru-RU"/>
-        </w:rPr>
-        <w:t>2.3 Реализация ядра: упаковка и распаковка</w:t>
-      </w:r>
-      <w:r>
-        <w:rPr>
-          <w:lang w:val="ru-RU"/>
-        </w:rPr>
-        <w:tab/>
-        <w:t>14</w:t>
-      </w:r>
-    </w:p>
-    <w:p>
-      <w:pPr>
-        <w:tabs>
-          <w:tab w:val="right" w:leader="dot" w:pos="9638"/>
-        </w:tabs>
-        <w:spacing w:after="0" w:line="360" w:lineRule="auto"/>
-        <w:ind w:left="425"/>
-        <w:rPr>
-          <w:lang w:val="ru-RU"/>
-        </w:rPr>
-      </w:pPr>
-      <w:r>
-        <w:rPr>
-          <w:lang w:val="ru-RU"/>
-        </w:rPr>
-        <w:t>2.4 Реализация графического интерфейса</w:t>
-      </w:r>
-      <w:r>
-        <w:rPr>
-          <w:lang w:val="ru-RU"/>
-        </w:rPr>
-        <w:tab/>
-        <w:t>18</w:t>
-      </w:r>
-    </w:p>
-    <w:p>
-      <w:pPr>
-        <w:tabs>
-          <w:tab w:val="right" w:leader="dot" w:pos="9638"/>
-        </w:tabs>
-        <w:spacing w:after="0" w:line="360" w:lineRule="auto"/>
-        <w:ind w:left="425"/>
-        <w:rPr>
-          <w:lang w:val="ru-RU"/>
-        </w:rPr>
-      </w:pPr>
-      <w:r>
-        <w:rPr>
-          <w:lang w:val="ru-RU"/>
-        </w:rPr>
-        <w:t>2.5 Тестирование приложения</w:t>
-      </w:r>
-      <w:r>
-        <w:rPr>
-          <w:lang w:val="ru-RU"/>
-        </w:rPr>
-        <w:tab/>
-        <w:t>24</w:t>
-      </w:r>
-    </w:p>
-    <w:p>
-      <w:pPr>
-        <w:tabs>
-          <w:tab w:val="right" w:leader="dot" w:pos="9638"/>
-        </w:tabs>
-        <w:spacing w:after="0" w:line="360" w:lineRule="auto"/>
-        <w:rPr>
-          <w:lang w:val="ru-RU"/>
-        </w:rPr>
-      </w:pPr>
-      <w:r>
-        <w:rPr>
-          <w:lang w:val="ru-RU"/>
-        </w:rPr>
-        <w:t>Заключение</w:t>
-      </w:r>
-      <w:r>
-        <w:rPr>
-          <w:lang w:val="ru-RU"/>
-        </w:rPr>
-        <w:tab/>
-        <w:t>25</w:t>
-      </w:r>
-    </w:p>
-    <w:p>
-      <w:pPr>
-        <w:tabs>
-          <w:tab w:val="right" w:leader="dot" w:pos="9638"/>
-        </w:tabs>
-        <w:spacing w:after="0" w:line="360" w:lineRule="auto"/>
-        <w:rPr>
-          <w:lang w:val="ru-RU"/>
-        </w:rPr>
-      </w:pPr>
-      <w:r>
-        <w:rPr>
-          <w:lang w:val="ru-RU"/>
-        </w:rPr>
-        <w:t>Список использованных источников</w:t>
-      </w:r>
-      <w:r>
-        <w:rPr>
-          <w:lang w:val="ru-RU"/>
-        </w:rPr>
-        <w:tab/>
-        <w:t>26</w:t>
-      </w:r>
-      <w:r>
         <w:fldChar w:fldCharType="end"/>
       </w:r>
-    </w:p>
-    <w:p>
-      <w:pPr>
-        <w:rPr>
-          <w:lang w:val="ru-RU"/>
-        </w:rPr>
-      </w:pPr>
       <w:r>
         <w:rPr>
           <w:lang w:val="ru-RU"/>
@@ -1399,6 +2057,7 @@
           <w:lang w:val="ru-RU"/>
         </w:rPr>
       </w:pPr>
+      <w:bookmarkStart w:id="0" w:name="_Toc233231039"/>
       <w:r>
         <w:rPr>
           <w:b/>
@@ -1407,6 +2066,7 @@
         <w:lastRenderedPageBreak/>
         <w:t>ВВЕДЕНИЕ</w:t>
       </w:r>
+      <w:bookmarkEnd w:id="0"/>
     </w:p>
     <w:p>
       <w:pPr>
@@ -1729,6 +2389,12 @@
           <w:lang w:val="ru-RU"/>
         </w:rPr>
         <w:t>. Пояснительная записка состоит из введения, двух глав, заключения и списка использованных источников. В первой главе рассматриваются теоретические основы архивации и инструментальные средства; вторая глава посвящена проектированию, реализации и тестированию приложения.</w:t>
+      </w:r>
+      <w:r>
+        <w:rPr>
+          <w:lang w:val="ru-RU"/>
+        </w:rPr>
+        <w:br w:type="page"/>
       </w:r>
     </w:p>
     <w:p>
@@ -1741,13 +2407,16 @@
           <w:lang w:val="ru-RU"/>
         </w:rPr>
       </w:pPr>
+      <w:bookmarkStart w:id="1" w:name="_Toc233231040"/>
       <w:r>
         <w:rPr>
           <w:b/>
           <w:lang w:val="ru-RU"/>
         </w:rPr>
+        <w:lastRenderedPageBreak/>
         <w:t>1 Теоретические основы архивации данных и средства разработки</w:t>
       </w:r>
+      <w:bookmarkEnd w:id="1"/>
     </w:p>
     <w:p>
       <w:pPr>
@@ -1759,6 +2428,7 @@
           <w:lang w:val="ru-RU"/>
         </w:rPr>
       </w:pPr>
+      <w:bookmarkStart w:id="2" w:name="_Toc233231041"/>
       <w:r>
         <w:rPr>
           <w:b/>
@@ -1766,6 +2436,7 @@
         </w:rPr>
         <w:t>1.1 Понятие архивации и сжатия данных</w:t>
       </w:r>
+      <w:bookmarkEnd w:id="2"/>
     </w:p>
     <w:p>
       <w:pPr>
@@ -1780,14 +2451,7 @@
         <w:rPr>
           <w:lang w:val="ru-RU"/>
         </w:rPr>
-        <w:t xml:space="preserve">Архивацией называют процесс объединения одного или нескольких файлов и папок в единый файл особого формата — архив, как правило сопровождаемый сжатием хранимых данных. Программа, выполняющая такое объединение и обратное извлечение, называется архиватором. Архивация </w:t>
-      </w:r>
-      <w:r>
-        <w:rPr>
-          <w:lang w:val="ru-RU"/>
-        </w:rPr>
-        <w:lastRenderedPageBreak/>
-        <w:t>решает сразу несколько практических задач: сокращает объём, занимаемый данными на носителе, объединяет множество файлов в один удобный для передачи контейнер, сохраняет структуру вложенных папок, а во многих форматах дополнительно обеспечивает контроль целостности и защиту паролем [10].</w:t>
+        <w:t>Архивацией называют процесс объединения одного или нескольких файлов и папок в единый файл особого формата — архив, как правило сопровождаемый сжатием хранимых данных. Программа, выполняющая такое объединение и обратное извлечение, называется архиватором. Архивация решает сразу несколько практических задач: сокращает объём, занимаемый данными на носителе, объединяет множество файлов в один удобный для передачи контейнер, сохраняет структуру вложенных папок, а во многих форматах дополнительно обеспечивает контроль целостности и защиту паролем [10].</w:t>
       </w:r>
     </w:p>
     <w:p>
@@ -1887,7 +2551,14 @@
         <w:rPr>
           <w:lang w:val="ru-RU"/>
         </w:rPr>
-        <w:t xml:space="preserve">Эффективность сжатия оценивают коэффициентом сжатия — отношением объёма исходных данных к объёму сжатых. Его величина существенно зависит от характера данных: текстовые файлы и исходные коды сжимаются хорошо благодаря высокой избыточности, тогда как уже сжатые файлы (архивы, изображения </w:t>
+        <w:t xml:space="preserve">Эффективность сжатия оценивают коэффициентом сжатия — отношением объёма исходных данных к объёму сжатых. Его величина </w:t>
+      </w:r>
+      <w:r>
+        <w:rPr>
+          <w:lang w:val="ru-RU"/>
+        </w:rPr>
+        <w:lastRenderedPageBreak/>
+        <w:t xml:space="preserve">существенно зависит от характера данных: текстовые файлы и исходные коды сжимаются хорошо благодаря высокой избыточности, тогда как уже сжатые файлы (архивы, изображения </w:t>
       </w:r>
       <w:r>
         <w:t>JPEG</w:t>
@@ -1912,7 +2583,6 @@
         <w:rPr>
           <w:lang w:val="ru-RU"/>
         </w:rPr>
-        <w:lastRenderedPageBreak/>
         <w:t xml:space="preserve">Сегодня применяется множество форматов архивов: </w:t>
       </w:r>
       <w:r>
@@ -2036,6 +2706,7 @@
           <w:lang w:val="ru-RU"/>
         </w:rPr>
       </w:pPr>
+      <w:bookmarkStart w:id="3" w:name="_Toc233231042"/>
       <w:r>
         <w:rPr>
           <w:b/>
@@ -2049,6 +2720,7 @@
         </w:rPr>
         <w:t>ZIP</w:t>
       </w:r>
+      <w:bookmarkEnd w:id="3"/>
     </w:p>
     <w:p>
       <w:pPr>
@@ -2097,7 +2769,14 @@
         <w:rPr>
           <w:lang w:val="ru-RU"/>
         </w:rPr>
-        <w:t>77, предложенному Абрахамом Лемпелем и Якобом Зивом в 1977 году [8]. Идея алгоритма состоит в использовании «скользящего окна» — недавно обработанного участка данных, играющего роль словаря. Когда во входном потоке встречается последовательность, уже присутствующая в окне, она заменяется компактной ссылкой, содержащей расстояние до предыдущего вхождения и длину совпадения. Таким образом длинные повторы кодируются несколькими байтами, что особенно эффективно для текстов и структурированных данных.</w:t>
+        <w:t xml:space="preserve">77, предложенному Абрахамом Лемпелем и Якобом Зивом в 1977 году [8]. Идея алгоритма состоит в использовании «скользящего окна» — недавно обработанного участка данных, играющего роль словаря. Когда во входном потоке встречается последовательность, уже присутствующая в окне, она заменяется компактной ссылкой, содержащей расстояние до предыдущего вхождения и длину </w:t>
+      </w:r>
+      <w:r>
+        <w:rPr>
+          <w:lang w:val="ru-RU"/>
+        </w:rPr>
+        <w:lastRenderedPageBreak/>
+        <w:t>совпадения. Таким образом длинные повторы кодируются несколькими байтами, что особенно эффективно для текстов и структурированных данных.</w:t>
       </w:r>
     </w:p>
     <w:p>
@@ -2129,7 +2808,6 @@
         <w:rPr>
           <w:lang w:val="ru-RU"/>
         </w:rPr>
-        <w:lastRenderedPageBreak/>
         <w:t xml:space="preserve">Основным методом сжатия в формате </w:t>
       </w:r>
       <w:r>
@@ -2299,7 +2977,14 @@
         <w:rPr>
           <w:lang w:val="ru-RU"/>
         </w:rPr>
-        <w:t xml:space="preserve">; пустые папки представляются как записи, имя которых оканчивается косой чертой. Для контроля целостности каждой записи в заголовке хранится контрольная сумма </w:t>
+        <w:t xml:space="preserve">; пустые папки </w:t>
+      </w:r>
+      <w:r>
+        <w:rPr>
+          <w:lang w:val="ru-RU"/>
+        </w:rPr>
+        <w:lastRenderedPageBreak/>
+        <w:t xml:space="preserve">представляются как записи, имя которых оканчивается косой чертой. Для контроля целостности каждой записи в заголовке хранится контрольная сумма </w:t>
       </w:r>
       <w:r>
         <w:t>CRC</w:t>
@@ -2321,14 +3006,15 @@
           <w:lang w:val="ru-RU"/>
         </w:rPr>
       </w:pPr>
+      <w:bookmarkStart w:id="4" w:name="_Toc233231043"/>
       <w:r>
         <w:rPr>
           <w:b/>
           <w:lang w:val="ru-RU"/>
         </w:rPr>
-        <w:lastRenderedPageBreak/>
         <w:t>1.3 Инструментальные средства разработки приложения</w:t>
       </w:r>
+      <w:bookmarkEnd w:id="4"/>
     </w:p>
     <w:p>
       <w:pPr>
@@ -2592,6 +3278,7 @@
         <w:rPr>
           <w:lang w:val="ru-RU"/>
         </w:rPr>
+        <w:lastRenderedPageBreak/>
         <w:t xml:space="preserve">Графический интерфейс приложения построен с использованием технологии </w:t>
       </w:r>
       <w:r>
@@ -2670,14 +3357,7 @@
         <w:rPr>
           <w:lang w:val="ru-RU"/>
         </w:rPr>
-        <w:t xml:space="preserve">), а также стандартные диалоги выбора файлов и папок. Визуальный конструктор </w:t>
-      </w:r>
-      <w:r>
-        <w:rPr>
-          <w:lang w:val="ru-RU"/>
-        </w:rPr>
-        <w:lastRenderedPageBreak/>
-        <w:t>среды разработки позволяет компоновать интерфейс и связывать элементы с обработчиками событий.</w:t>
+        <w:t>), а также стандартные диалоги выбора файлов и папок. Визуальный конструктор среды разработки позволяет компоновать интерфейс и связывать элементы с обработчиками событий.</w:t>
       </w:r>
     </w:p>
     <w:p>
@@ -2826,6 +3506,12 @@
           <w:lang w:val="ru-RU"/>
         </w:rPr>
         <w:t xml:space="preserve"> 2022.</w:t>
+      </w:r>
+      <w:r>
+        <w:rPr>
+          <w:lang w:val="ru-RU"/>
+        </w:rPr>
+        <w:br w:type="page"/>
       </w:r>
     </w:p>
     <w:p>
@@ -2838,13 +3524,16 @@
           <w:lang w:val="ru-RU"/>
         </w:rPr>
       </w:pPr>
+      <w:bookmarkStart w:id="5" w:name="_Toc233231044"/>
       <w:r>
         <w:rPr>
           <w:b/>
           <w:lang w:val="ru-RU"/>
         </w:rPr>
+        <w:lastRenderedPageBreak/>
         <w:t>2 Разработка приложения-архиватора файлов</w:t>
       </w:r>
+      <w:bookmarkEnd w:id="5"/>
     </w:p>
     <w:p>
       <w:pPr>
@@ -2856,6 +3545,7 @@
           <w:lang w:val="ru-RU"/>
         </w:rPr>
       </w:pPr>
+      <w:bookmarkStart w:id="6" w:name="_Toc233231045"/>
       <w:r>
         <w:rPr>
           <w:b/>
@@ -2863,6 +3553,7 @@
         </w:rPr>
         <w:t>2.1 Постановка задачи и требования к приложению</w:t>
       </w:r>
+      <w:bookmarkEnd w:id="6"/>
     </w:p>
     <w:p>
       <w:pPr>
@@ -3002,7 +3693,6 @@
         <w:rPr>
           <w:lang w:val="ru-RU"/>
         </w:rPr>
-        <w:lastRenderedPageBreak/>
         <w:t xml:space="preserve">— создание </w:t>
       </w:r>
       <w:r>
@@ -3101,7 +3791,14 @@
         <w:rPr>
           <w:lang w:val="ru-RU"/>
         </w:rPr>
-        <w:t xml:space="preserve">Нефункциональные требования определяют качественные характеристики приложения. Интерфейс должен оставаться отзывчивым в течение всей операции, не блокируясь на время упаковки или распаковки. Приложение обязано корректно обрабатывать ошибочные ситуации — в частности, при сбое или отмене не оставлять на диске недописанный архив. Особое внимание уделяется безопасности распаковки: программа должна противостоять атаке типа </w:t>
+        <w:t xml:space="preserve">Нефункциональные требования определяют качественные характеристики приложения. Интерфейс должен оставаться отзывчивым в течение всей операции, не блокируясь на время упаковки или распаковки. Приложение обязано корректно обрабатывать ошибочные ситуации — в частности, при сбое или отмене не оставлять на диске недописанный архив. </w:t>
+      </w:r>
+      <w:r>
+        <w:rPr>
+          <w:lang w:val="ru-RU"/>
+        </w:rPr>
+        <w:lastRenderedPageBreak/>
+        <w:t xml:space="preserve">Особое внимание уделяется безопасности распаковки: программа должна противостоять атаке типа </w:t>
       </w:r>
       <w:r>
         <w:t>Zip</w:t>
@@ -3132,6 +3829,7 @@
           <w:lang w:val="ru-RU"/>
         </w:rPr>
       </w:pPr>
+      <w:bookmarkStart w:id="7" w:name="_Toc233231046"/>
       <w:r>
         <w:rPr>
           <w:b/>
@@ -3139,6 +3837,7 @@
         </w:rPr>
         <w:t>2.2 Архитектура и структура приложения</w:t>
       </w:r>
+      <w:bookmarkEnd w:id="7"/>
     </w:p>
     <w:p>
       <w:pPr>
@@ -3253,7 +3952,6 @@
         <w:rPr>
           <w:noProof/>
         </w:rPr>
-        <w:lastRenderedPageBreak/>
         <w:drawing>
           <wp:inline distT="0" distB="0" distL="0" distR="0">
             <wp:extent cx="5940000" cy="2352160"/>
@@ -3364,6 +4062,7 @@
         <w:rPr>
           <w:lang w:val="ru-RU"/>
         </w:rPr>
+        <w:lastRenderedPageBreak/>
         <w:t xml:space="preserve">Ядро образовано тремя классами. Центральным является класс </w:t>
       </w:r>
       <w:proofErr w:type="spellStart"/>
@@ -3435,7 +4134,6 @@
         <w:rPr>
           <w:noProof/>
         </w:rPr>
-        <w:lastRenderedPageBreak/>
         <w:drawing>
           <wp:inline distT="0" distB="0" distL="0" distR="0">
             <wp:extent cx="3960000" cy="3663750"/>
@@ -3549,13 +4247,16 @@
           <w:lang w:val="ru-RU"/>
         </w:rPr>
       </w:pPr>
+      <w:bookmarkStart w:id="8" w:name="_Toc233231047"/>
       <w:r>
         <w:rPr>
           <w:b/>
           <w:lang w:val="ru-RU"/>
         </w:rPr>
+        <w:lastRenderedPageBreak/>
         <w:t>2.3 Реализация ядра: упаковка и распаковка</w:t>
       </w:r>
+      <w:bookmarkEnd w:id="8"/>
     </w:p>
     <w:p>
       <w:pPr>
@@ -3645,7 +4346,6 @@
         <w:rPr>
           <w:lang w:val="ru-RU"/>
         </w:rPr>
-        <w:lastRenderedPageBreak/>
         <w:t>Листинг 1 — Объявление асинхронного метода упаковки</w:t>
       </w:r>
     </w:p>
@@ -3948,6 +4648,7 @@
         <w:rPr>
           <w:noProof/>
         </w:rPr>
+        <w:lastRenderedPageBreak/>
         <w:drawing>
           <wp:inline distT="0" distB="0" distL="0" distR="0">
             <wp:extent cx="4140000" cy="3694452"/>
@@ -4013,7 +4714,6 @@
         <w:rPr>
           <w:lang w:val="ru-RU"/>
         </w:rPr>
-        <w:lastRenderedPageBreak/>
         <w:t xml:space="preserve">Поскольку файлы, выбранные из разных папок, могут иметь одинаковые имена, при формировании плана выполняется проверка на совпадения. Если имя в корне архива уже занято, к нему добавляется порядковый номер в скобках — например, второй файл </w:t>
       </w:r>
       <w:r>
@@ -4330,7 +5030,14 @@
         <w:rPr>
           <w:lang w:val="ru-RU"/>
         </w:rPr>
-        <w:t xml:space="preserve"> в режиме записи, и записи последовательно добавляются в архив. Перед обработкой каждой записи проверяется, не запрошена ли отмена. Пустые папки добавляются как записи с косой чертой на конце, а для файлов создаётся запись и выполняется копирование данных блоками. Если в ходе упаковки происходит ошибка или операция отменяется, недописанный архив удаляется с диска, чтобы не оставлять повреждённый файл.</w:t>
+        <w:t xml:space="preserve"> в режиме записи, и записи последовательно добавляются в архив. Перед обработкой каждой записи проверяется, не запрошена ли отмена. Пустые папки добавляются как записи с косой чертой на конце, а для файлов создаётся запись и выполняется </w:t>
+      </w:r>
+      <w:r>
+        <w:rPr>
+          <w:lang w:val="ru-RU"/>
+        </w:rPr>
+        <w:lastRenderedPageBreak/>
+        <w:t>копирование данных блоками. Если в ходе упаковки происходит ошибка или операция отменяется, недописанный архив удаляется с диска, чтобы не оставлять повреждённый файл.</w:t>
       </w:r>
     </w:p>
     <w:p>
@@ -4401,7 +5108,6 @@
         <w:rPr>
           <w:noProof/>
         </w:rPr>
-        <w:lastRenderedPageBreak/>
         <w:drawing>
           <wp:inline distT="0" distB="0" distL="0" distR="0">
             <wp:extent cx="3960000" cy="4522941"/>
@@ -4531,7 +5237,14 @@
         <w:rPr>
           <w:lang w:val="ru-RU"/>
         </w:rPr>
-        <w:t xml:space="preserve"> приводит имя записи к абсолютному пути и проверяет, что он действительно находится внутри папки назначения; в противном случае запись отклоняется. Реализация метода приведена в листинге 3.</w:t>
+        <w:t xml:space="preserve"> приводит имя записи к абсолютному пути и проверяет, </w:t>
+      </w:r>
+      <w:r>
+        <w:rPr>
+          <w:lang w:val="ru-RU"/>
+        </w:rPr>
+        <w:lastRenderedPageBreak/>
+        <w:t>что он действительно находится внутри папки назначения; в противном случае запись отклоняется. Реализация метода приведена в листинге 3.</w:t>
       </w:r>
     </w:p>
     <w:p>
@@ -4546,7 +5259,6 @@
         <w:rPr>
           <w:lang w:val="ru-RU"/>
         </w:rPr>
-        <w:lastRenderedPageBreak/>
         <w:t xml:space="preserve">Листинг 3 — Защита от атаки </w:t>
       </w:r>
       <w:r>
@@ -4604,7 +5316,39 @@
           <w:rFonts w:ascii="Courier New" w:hAnsi="Courier New" w:cs="Courier New"/>
           <w:sz w:val="20"/>
         </w:rPr>
-        <w:t>string destinationRoot, string entryName)</w:t>
+        <w:t xml:space="preserve">string </w:t>
+      </w:r>
+      <w:proofErr w:type="spellStart"/>
+      <w:r>
+        <w:rPr>
+          <w:rFonts w:ascii="Courier New" w:hAnsi="Courier New" w:cs="Courier New"/>
+          <w:sz w:val="20"/>
+        </w:rPr>
+        <w:t>destinationRoot</w:t>
+      </w:r>
+      <w:proofErr w:type="spellEnd"/>
+      <w:r>
+        <w:rPr>
+          <w:rFonts w:ascii="Courier New" w:hAnsi="Courier New" w:cs="Courier New"/>
+          <w:sz w:val="20"/>
+        </w:rPr>
+        <w:t xml:space="preserve">, string </w:t>
+      </w:r>
+      <w:proofErr w:type="spellStart"/>
+      <w:r>
+        <w:rPr>
+          <w:rFonts w:ascii="Courier New" w:hAnsi="Courier New" w:cs="Courier New"/>
+          <w:sz w:val="20"/>
+        </w:rPr>
+        <w:t>entryName</w:t>
+      </w:r>
+      <w:proofErr w:type="spellEnd"/>
+      <w:r>
+        <w:rPr>
+          <w:rFonts w:ascii="Courier New" w:hAnsi="Courier New" w:cs="Courier New"/>
+          <w:sz w:val="20"/>
+        </w:rPr>
+        <w:t>)</w:t>
       </w:r>
     </w:p>
     <w:p>
@@ -5177,13 +5921,16 @@
           <w:lang w:val="ru-RU"/>
         </w:rPr>
       </w:pPr>
+      <w:bookmarkStart w:id="9" w:name="_Toc233231048"/>
       <w:r>
         <w:rPr>
           <w:b/>
           <w:lang w:val="ru-RU"/>
         </w:rPr>
+        <w:lastRenderedPageBreak/>
         <w:t>2.4 Реализация графического интерфейса</w:t>
       </w:r>
+      <w:bookmarkEnd w:id="9"/>
     </w:p>
     <w:p>
       <w:pPr>
@@ -5236,14 +5983,7 @@
         <w:rPr>
           <w:lang w:val="ru-RU"/>
         </w:rPr>
-        <w:t xml:space="preserve">. Точкой входа служит </w:t>
-      </w:r>
-      <w:r>
-        <w:rPr>
-          <w:lang w:val="ru-RU"/>
-        </w:rPr>
-        <w:lastRenderedPageBreak/>
-        <w:t xml:space="preserve">метод </w:t>
+        <w:t xml:space="preserve">. Точкой входа служит метод </w:t>
       </w:r>
       <w:r>
         <w:t>Main</w:t>
@@ -5495,6 +6235,7 @@
         <w:rPr>
           <w:noProof/>
         </w:rPr>
+        <w:lastRenderedPageBreak/>
         <w:drawing>
           <wp:inline distT="0" distB="0" distL="0" distR="0">
             <wp:extent cx="5400000" cy="3622398"/>
@@ -5557,7 +6298,6 @@
         <w:rPr>
           <w:lang w:val="ru-RU"/>
         </w:rPr>
-        <w:lastRenderedPageBreak/>
         <w:t xml:space="preserve">Наполнение списка возможно тремя способами: выбором файлов через стандартный диалог, выбором папки и перетаскиванием объектов в окно. При добавлении приложение определяет тип объекта, вычисляет размер файлов и предотвращает попадание в список повторяющихся путей. После каждого изменения списка пересчитывается строка итогов с количеством файлов, папок и суммарным объёмом. </w:t>
       </w:r>
       <w:proofErr w:type="spellStart"/>
@@ -5595,6 +6335,7 @@
         <w:rPr>
           <w:noProof/>
         </w:rPr>
+        <w:lastRenderedPageBreak/>
         <w:drawing>
           <wp:inline distT="0" distB="0" distL="0" distR="0">
             <wp:extent cx="5400000" cy="3622398"/>
@@ -5684,7 +6425,6 @@
         <w:rPr>
           <w:noProof/>
         </w:rPr>
-        <w:lastRenderedPageBreak/>
         <w:drawing>
           <wp:inline distT="0" distB="0" distL="0" distR="0">
             <wp:extent cx="5400000" cy="3622398"/>
@@ -5750,6 +6490,7 @@
         <w:rPr>
           <w:lang w:val="ru-RU"/>
         </w:rPr>
+        <w:lastRenderedPageBreak/>
         <w:t xml:space="preserve">Чтобы интерфейс не блокировался на время длительной операции, упаковка и распаковка запускаются асинхронно. Общая обвязка таких операций вынесена в метод </w:t>
       </w:r>
       <w:proofErr w:type="spellStart"/>
@@ -5785,7 +6526,6 @@
         <w:rPr>
           <w:lang w:val="ru-RU"/>
         </w:rPr>
-        <w:lastRenderedPageBreak/>
         <w:t>Листинг 6 — Обвязка длительной операции в интерфейсе</w:t>
       </w:r>
     </w:p>
@@ -6774,6 +7514,7 @@
           <w:lang w:val="ru-RU"/>
         </w:rPr>
       </w:pPr>
+      <w:bookmarkStart w:id="10" w:name="_Toc233231049"/>
       <w:r>
         <w:rPr>
           <w:b/>
@@ -6781,6 +7522,7 @@
         </w:rPr>
         <w:t>2.5 Тестирование приложения</w:t>
       </w:r>
+      <w:bookmarkEnd w:id="10"/>
     </w:p>
     <w:p>
       <w:pPr>
@@ -7170,6 +7912,12 @@
         </w:rPr>
         <w:t>Успешное прохождение всех семи тестов подтверждает корректность реализации ядра, в том числе обработку нестандартных ситуаций и защиту от типовой уязвимости. Автоматическое тестирование позволяет при дальнейшем развитии приложения быстро убеждаться в том, что внесённые изменения не нарушают уже работающую функциональность.</w:t>
       </w:r>
+      <w:r>
+        <w:rPr>
+          <w:lang w:val="ru-RU"/>
+        </w:rPr>
+        <w:br w:type="page"/>
+      </w:r>
     </w:p>
     <w:p>
       <w:pPr>
@@ -7181,13 +7929,16 @@
           <w:lang w:val="ru-RU"/>
         </w:rPr>
       </w:pPr>
+      <w:bookmarkStart w:id="11" w:name="_Toc233231050"/>
       <w:r>
         <w:rPr>
           <w:b/>
           <w:lang w:val="ru-RU"/>
         </w:rPr>
+        <w:lastRenderedPageBreak/>
         <w:t>ЗАКЛЮЧЕНИЕ</w:t>
       </w:r>
+      <w:bookmarkEnd w:id="11"/>
     </w:p>
     <w:p>
       <w:pPr>
@@ -7211,14 +7962,7 @@
         <w:rPr>
           <w:lang w:val="ru-RU"/>
         </w:rPr>
-        <w:t xml:space="preserve"> и их распаковки, снабжённое графическим </w:t>
-      </w:r>
-      <w:r>
-        <w:rPr>
-          <w:lang w:val="ru-RU"/>
-        </w:rPr>
-        <w:lastRenderedPageBreak/>
-        <w:t>интерфейсом, индикатором прогресса и возможностью отмены длительной операции.</w:t>
+        <w:t xml:space="preserve"> и их распаковки, снабжённое графическим интерфейсом, индикатором прогресса и возможностью отмены длительной операции.</w:t>
       </w:r>
     </w:p>
     <w:p>
@@ -7429,6 +8173,12 @@
           <w:lang w:val="ru-RU"/>
         </w:rPr>
         <w:t>.</w:t>
+      </w:r>
+      <w:r>
+        <w:rPr>
+          <w:lang w:val="ru-RU"/>
+        </w:rPr>
+        <w:br w:type="page"/>
       </w:r>
     </w:p>
     <w:p>
@@ -7441,13 +8191,16 @@
           <w:lang w:val="ru-RU"/>
         </w:rPr>
       </w:pPr>
+      <w:bookmarkStart w:id="12" w:name="_Toc233231051"/>
       <w:r>
         <w:rPr>
           <w:b/>
           <w:lang w:val="ru-RU"/>
         </w:rPr>
+        <w:lastRenderedPageBreak/>
         <w:t>СПИСОК ИСПОЛЬЗОВАННЫХ ИСТОЧНИКОВ</w:t>
       </w:r>
+      <w:bookmarkEnd w:id="12"/>
     </w:p>
     <w:p>
       <w:pPr>
@@ -7578,7 +8331,6 @@
         <w:rPr>
           <w:lang w:val="ru-RU"/>
         </w:rPr>
-        <w:lastRenderedPageBreak/>
         <w:t xml:space="preserve">2. </w:t>
       </w:r>
       <w:proofErr w:type="spellStart"/>
@@ -8278,6 +9030,7 @@
         <w:rPr>
           <w:lang w:val="ru-RU"/>
         </w:rPr>
+        <w:lastRenderedPageBreak/>
         <w:t xml:space="preserve">10. </w:t>
       </w:r>
       <w:proofErr w:type="spellStart"/>
@@ -8382,7 +9135,6 @@
         <w:rPr>
           <w:lang w:val="ru-RU"/>
         </w:rPr>
-        <w:lastRenderedPageBreak/>
         <w:t xml:space="preserve">11. ГОСТ 7.32–2017. Отчёт о научно-исследовательской работе. Структура и правила </w:t>
       </w:r>
       <w:proofErr w:type="gramStart"/>
@@ -8694,6 +9446,19 @@
             <w:rStyle w:val="aff8"/>
           </w:rPr>
           <w:instrText xml:space="preserve"> PAGE </w:instrText>
+        </w:r>
+        <w:r>
+          <w:rPr>
+            <w:rStyle w:val="aff8"/>
+          </w:rPr>
+          <w:fldChar w:fldCharType="separate"/>
+        </w:r>
+        <w:r>
+          <w:rPr>
+            <w:rStyle w:val="aff8"/>
+            <w:noProof/>
+          </w:rPr>
+          <w:t>2</w:t>
         </w:r>
         <w:r>
           <w:rPr>
@@ -20416,6 +21181,42 @@
     <w:unhideWhenUsed/>
     <w:rsid w:val="00AD5528"/>
   </w:style>
+  <w:style w:type="paragraph" w:styleId="14">
+    <w:name w:val="toc 1"/>
+    <w:basedOn w:val="a1"/>
+    <w:next w:val="a1"/>
+    <w:autoRedefine/>
+    <w:uiPriority w:val="39"/>
+    <w:unhideWhenUsed/>
+    <w:rsid w:val="009A614D"/>
+    <w:pPr>
+      <w:spacing w:after="100"/>
+    </w:pPr>
+  </w:style>
+  <w:style w:type="paragraph" w:styleId="2c">
+    <w:name w:val="toc 2"/>
+    <w:basedOn w:val="a1"/>
+    <w:next w:val="a1"/>
+    <w:autoRedefine/>
+    <w:uiPriority w:val="39"/>
+    <w:unhideWhenUsed/>
+    <w:rsid w:val="009A614D"/>
+    <w:pPr>
+      <w:spacing w:after="100"/>
+      <w:ind w:left="280"/>
+    </w:pPr>
+  </w:style>
+  <w:style w:type="character" w:styleId="aff9">
+    <w:name w:val="Hyperlink"/>
+    <w:basedOn w:val="a2"/>
+    <w:uiPriority w:val="99"/>
+    <w:unhideWhenUsed/>
+    <w:rsid w:val="009A614D"/>
+    <w:rPr>
+      <w:color w:val="0000FF" w:themeColor="hyperlink"/>
+      <w:u w:val="single"/>
+    </w:rPr>
+  </w:style>
 </w:styles>
 </file>
 
